--- a/downloads/General Sample 2 - Mission-Solution.docx
+++ b/downloads/General Sample 2 - Mission-Solution.docx
@@ -1466,7 +1466,7 @@
         <w:t xml:space="preserve"> </w:t>
       </w:r>
       <w:r>
-        <w:t xml:space="preserve">sufficient to allow Meridian staff to operate within the agency network where required; all Meridian staff to be assigned to the effort will complete VA background investigations and training requirements prior to beginning work.</w:t>
+        <w:t xml:space="preserve">sufficient to allow Meridian staff to operate within the agency network where required; all Meridian staff to be assigned to the effort will complete VA background investigations and training requirements before beginning work.</w:t>
       </w:r>
     </w:p>
     <w:p>
